--- a/astro-site/public/dl/plan-negocio-cafeteria/plan-de-negocio-cafeteria-brunch.docx
+++ b/astro-site/public/dl/plan-negocio-cafeteria/plan-de-negocio-cafeteria-brunch.docx
@@ -315,7 +315,7 @@
     </w:p>
     <w:p>
       <w:r>
-        <w:t>El mercado español de restauración vive una transformación estructural hacia formatos de menor inversión y mayor rotación que las传统ales restaurantes completos. Dentro de este contexto, la combinación de specialty coffee y brunch se posiciona como una de las oportunidades más sólidas para 2026, con una demanda que supera claramente la oferta existente en la mayoría de ciudades españolas de más de 100.000 habitantes.</w:t>
+        <w:t>El mercado español de restauración vive una transformación estructural hacia formatos de menor inversión y mayor rotación que los restaurantes tradicionales completos. Dentro de este contexto, la combinación de specialty coffee y brunch se posiciona como una de las oportunidades más sólidas para 2026, con una demanda que supera claramente la oferta existente en la mayoría de ciudades españolas de más de 100.000 habitantes.</w:t>
       </w:r>
     </w:p>
     <w:p>
@@ -392,17 +392,17 @@
     </w:p>
     <w:p>
       <w:r>
-        <w:t>El público objetivo se centra en el segmento de 25 a 45 años, urbano, con poder adquisitivo medio-alto y habituado a consumir fuera de casa. Este perfil busca experiencias que combinen calidad продукти con un entorno que permita socialización y compartición en redes sociales. La ubicación en zona de alto tránsito comercial o residencial resulta determinante para captar este flujo de clientes recurrentes.</w:t>
+        <w:t>El público objetivo se centra en el segmento de 25 a 45 años, urbano, con poder adquisitivo medio-alto y habituado a consumir fuera de casa. Este perfil busca experiencias que combinen calidad de producto con un entorno que permita socialización y compartición en redes sociales. La ubicación en zona de alto tránsito comercial o residencial resulta determinante para captar este flujo de clientes recurrentes.</w:t>
       </w:r>
     </w:p>
     <w:p>
       <w:r>
-        <w:t>Los horarios de operación reflejan la adaptación al comportamiento del consumidor español:星期一 a viernes de 7:30 a 18 horas para captar desayunos y meriendas laborales, mientras que sábado y domingo amplían el servicio hasta las 16 horas con brunch disponible de 9 a 15 horas. Esta distribución optimiza el uso de la infraestructura y permite concentrar la oferta de mayor valor añadido en los días de mayor potencial de ticket medio.</w:t>
+        <w:t>Los horarios de operación reflejan la adaptación al comportamiento del consumidor español: de lunes a viernes de 7:30 a 18 horas para captar desayunos y meriendas laborales, mientras que sábado y domingo amplían el servicio hasta las 16 horas con brunch disponible de 9 a 15 horas. Esta distribución optimiza el uso de la infraestructura y permite concentrar la oferta de mayor valor añadido en los días de mayor potencial de ticket medio.</w:t>
       </w:r>
     </w:p>
     <w:p>
       <w:r>
-        <w:t>La inversión estimada de 70.000 a 120.000 euros se justifica por la necesidad de оборудование profesional (máquina espresso, molinillo on-demand, horno de convención), obra civil adaptada al concepto visual y capital de funcionamiento inicial. El retorno proyectado, con ticket medio ponderado entre 8 y 20 euros según día y servicio, permite alcanzar rentabilidad operativa en un plazo de 18 a 24 meses siempre que se cumplan los objetivos de ocupación y ticket medio establecidos.</w:t>
+        <w:t>La inversión estimada de 70.000 a 120.000 euros se justifica por la necesidad de equipamiento profesional (máquina espresso, molinillo on-demand, horno de convención), obra civil adaptada al concepto visual y capital de funcionamiento inicial. El retorno proyectado, con ticket medio ponderado entre 8 y 20 euros según día y servicio, permite alcanzar rentabilidad operativa en un plazo de 18 a 24 meses siempre que se cumplan los objetivos de ocupación y ticket medio establecidos.</w:t>
       </w:r>
     </w:p>
     <w:p>
@@ -529,7 +529,7 @@
     </w:p>
     <w:p>
       <w:r>
-        <w:t>Los competidores directos se dividen en dos categorías claramente diferenciadas. La primera incluye cafeterías specialty consolidadas como Nomad Coffee, Hana Coffee o Coffee &amp; Bread, con modelos de negocio probados, bases de clientes fieles y capacidad de inversión en equipamiento de alta gama. Estas operan con tickets medios de 6-10 euros en consumo básico y han normalizado el precio del cappuccino specialty entre 3,50-4,50 euros. La segunda categoría comprende brunch spots especializados como Federal, The Brunch Club o Blat, que han capitalizado la tendencia weekend con предложения completas de 16-22 euros pero con menor enfoque en la calidad del café como eje diferenciador. El hueco competitivo reside precisamente en la intersección: un local que combine excelencia en café specialty con propuesta brunch premium, sin renunciar a la accesibilidad del consumo diario.</w:t>
+        <w:t>Los competidores directos se dividen en dos categorías claramente diferenciadas. La primera incluye cafeterías specialty consolidadas como Nomad Coffee, Hana Coffee o Coffee &amp; Bread, con modelos de negocio probados, bases de clientes fieles y capacidad de inversión en equipamiento de alta gama. Estas operan con tickets medios de 6-10 euros en consumo básico y han normalizado el precio del cappuccino specialty entre 3,50-4,50 euros. La segunda categoría comprende brunch spots especializados como Federal, The Brunch Club o Blat, que han capitalizado la tendencia weekend con propuestas completas de 16-22 euros pero con menor enfoque en la calidad del café como eje diferenciador. El hueco competitivo reside precisamente en la intersección: un local que combine excelencia en café specialty con propuesta brunch premium, sin renunciar a la accesibilidad del consumo diario.</w:t>
       </w:r>
     </w:p>
     <w:p>
@@ -616,7 +616,7 @@
     </w:p>
     <w:p>
       <w:r>
-        <w:t>La asignación presupuestaria para marketing se sitúa en el 4,5% de la facturación prevista, equivalente a 1.800-2.700 euros mensuales假设 una facturación inicial de 40.000-60.000 euros. Los indicadores clave de rendimiento incluyen: crecimiento mensual de seguidores Instagram superior al 8%, incremento de reseñas Google en 15 unidades mensuales, tasa de clientes recurrentes superior al 25% a partir del tercer mes y ticket medio realimentado por upselling de brunch. El seguimiento será quincenal con ajuste de acciones según rendimiento medido. La inversión en marketing de apertura, estimada en 4.000-6.000 euros, debe recuperase mediante adquisición de clientela base en los primeros 90 días de actividad.</w:t>
+        <w:t>La asignación presupuestaria para marketing se sitúa en el 4,5% de la facturación prevista, equivalente a 1.800-2.700 euros mensuales suponiendo una facturación inicial de 40.000-60.000 euros. Los indicadores clave de rendimiento incluyen: crecimiento mensual de seguidores Instagram superior al 8%, incremento de reseñas Google en 15 unidades mensuales, tasa de clientes recurrentes superior al 25% a partir del tercer mes y ticket medio realimentado por upselling de brunch. El seguimiento será quincenal con ajuste de acciones según rendimiento medido. La inversión en marketing de apertura, estimada en 4.000-6.000 euros, debe recuperase mediante adquisición de clientela base en los primeros 90 días de actividad.</w:t>
       </w:r>
     </w:p>
     <w:p>
@@ -653,7 +653,7 @@
     </w:p>
     <w:p>
       <w:r>
-        <w:t>El equipamiento profesional representa el núcleo tecnológico del negocio. Una máquina espresso de dos grupos, tipo La Marzocco o similar, tiene un coste de adquisición de aproximadamente ocho mil euros incluyendo instalación y mantenimiento primer año. El molinillo on-demand de gama profesional ronda mil doscientos euros. El horno convección para elaboración de brunches y repostería asciende a cuatro mil quinientos euros, la vitrina expositora refrigerada dos mil quinientos euros y el lavavajillas industrial tres mil euros. El mobiliario, decoración、环境 de marca y utillaje complementario completa la inversión en equipamiento con un rango de quince a veinticinco mil euros adicionales. Se recomienda reservar un diez por ciento del presupuesto para contingencia y elementos no contemplados inicialmente.</w:t>
+        <w:t>El equipamiento profesional representa el núcleo tecnológico del negocio. Una máquina espresso de dos grupos, tipo La Marzocco o similar, tiene un coste de adquisición de aproximadamente ocho mil euros incluyendo instalación y mantenimiento primer año. El molinillo on-demand de gama profesional ronda mil doscientos euros. El horno convección para elaboración de brunches y repostería asciende a cuatro mil quinientos euros, la vitrina expositora refrigerada dos mil quinientos euros y el lavavajillas industrial tres mil euros. El mobiliario, decoración, ambientación de marca y utillaje complementario completa la inversión en equipamiento con un rango de quince a veinticinco mil euros adicionales. Se recomienda reservar un diez por ciento del presupuesto para contingencia y elementos no contemplados inicialmente.</w:t>
       </w:r>
     </w:p>
     <w:p>
@@ -683,7 +683,7 @@
     </w:p>
     <w:p>
       <w:r>
-        <w:t>El control de inventario mediante sistema TPV integrado permite seguimiento en tiempo real de consumos, rotación de productos y detección automática de roturas de stock. El café en grano, conservado en condiciones óptimas de temperatura y humedad, tiene una vida útil de treinta días desde tueste, por lo que se gestiona con pedidos semanales de tres a cinco kilogramos según volumen de venta previsto. Los productos perecederos de brunch requieren control de caducidades con protocolo de rotación FIFO y revisión diaria. El sistema TPV, con coste de licencia mensual de ochenta a ciento veinte euros, integra gestión de mesas,外卖pedidos a domicilio y módulo de análisis de ventas por producto, herramienta fundamental para optimización del ticket medio objetivo de ocho a veinte euros según momento de consumo.</w:t>
+        <w:t>El control de inventario mediante sistema TPV integrado permite seguimiento en tiempo real de consumos, rotación de productos y detección automática de roturas de stock. El café en grano, conservado en condiciones óptimas de temperatura y humedad, tiene una vida útil de treinta días desde tueste, por lo que se gestiona con pedidos semanales de tres a cinco kilogramos según volumen de venta previsto. Los productos perecederos de brunch requieren control de caducidades con protocolo de rotación FIFO y revisión diaria. El sistema TPV, con coste de licencia mensual de ochenta a ciento veinte euros, integra gestión de mesas, pedidos a domicilio y módulo de análisis de ventas por producto, herramienta fundamental para optimización del ticket medio objetivo de ocho a veinte euros según momento de consumo.</w:t>
       </w:r>
     </w:p>
     <w:p>
@@ -710,7 +710,7 @@
     </w:p>
     <w:p>
       <w:r>
-        <w:t>La estructura organizativa de una cafetería con servicio de brunch debe responder a la realidad operativa del sector en España durante 2026, donde la escasez de perfiles cualificados en baristería specialty continúa siendo uno de los principales cuellos de botella para nuevos proyectos. El modelo propuesto contempla un equipo inicial de cinco personas включаendo al propietario-gerente, quien asume funciones directivas y de supervisión durante los primeros meses de operación.</w:t>
+        <w:t>La estructura organizativa de una cafetería con servicio de brunch debe responder a la realidad operativa del sector en España durante 2026, donde la escasez de perfiles cualificados en baristería specialty continúa siendo uno de los principales cuellos de botella para nuevos proyectos. El modelo propuesto contempla un equipo inicial de cinco personas incluyendo al propietario-gerente, quien asume funciones directivas y de supervisión durante los primeros meses de operación.</w:t>
       </w:r>
     </w:p>
     <w:p>
@@ -803,7 +803,7 @@
     </w:p>
     <w:p>
       <w:r>
-        <w:t>La organización de turnos responde al patrón de demanda característico de una cafetería con brunch: el horario de mañana presenta un pico entre las 08:00 y las 11:00 horas para desayunos rápidos, seguido de un descenso hasta la hora del brunch周末, que genera la mayor ocupación entre las 11:30 y las 15:00 horas. El equipo tipo para mañana incluye al barista principal y un barista-camarero, ampliándose con el ayudante de cocina y el refuerzo de fines de semana para el servicio de brunch.</w:t>
+        <w:t>La organización de turnos responde al patrón de demanda característico de una cafetería con brunch: el horario de mañana presenta un pico entre las 08:00 y las 11:00 horas para desayunos rápidos, seguido de un descenso hasta la hora del brunch de fin de semana, que genera la mayor ocupación entre las 11:30 y las 15:00 horas. El equipo tipo para mañana incluye al barista principal y un barista-camarero, ampliándose con el ayudante de cocina y el refuerzo de fines de semana para el servicio de brunch.</w:t>
       </w:r>
     </w:p>
     <w:p>
